--- a/klagomål/A 41693-2023 FSC-klagomål.docx
+++ b/klagomål/A 41693-2023 FSC-klagomål.docx
@@ -930,7 +930,7 @@
     <w:r>
       <w:tab/>
       <w:tab/>
-      <w:t>2026-06-18</w:t>
+      <w:t>2026-06-19</w:t>
       <w:br/>
       <w:br/>
     </w:r>

--- a/klagomål/A 41693-2023 FSC-klagomål.docx
+++ b/klagomål/A 41693-2023 FSC-klagomål.docx
@@ -930,7 +930,7 @@
     <w:r>
       <w:tab/>
       <w:tab/>
-      <w:t>2026-06-19</w:t>
+      <w:t>2026-06-20</w:t>
       <w:br/>
       <w:br/>
     </w:r>

--- a/klagomål/A 41693-2023 FSC-klagomål.docx
+++ b/klagomål/A 41693-2023 FSC-klagomål.docx
@@ -168,38 +168,7 @@
     </w:p>
     <w:p>
       <w:r>
-        <w:t>Detta dokument behandlar höga naturvärden i avverkningsanmälan A 41693-2023 i Ragunda kommun som inkom 2023-09-07 och omfattar 5,5 ha.</w:t>
-      </w:r>
-    </w:p>
-    <w:p>
-      <w:r>
-        <w:t>Nedan presenteras fynd av naturvårdsarter som gjorts i det avverkningsanmälda området, samt relevanta utdrag ur standarderna för FSC, Chain of Custody, Controlled Wood och PEFC. I BILAGA 1 finns artfakta om rödlistade arter.</w:t>
-      </w:r>
-    </w:p>
-    <w:p>
-      <w:r>
-        <w:t>Vi förväntar oss att ni återkommer med ett skriftligt svar på vårt klagomål och även beskriver vilka korrigerande åtgärder ni satt in för att rätta till identifierade brister i er efterlevnad av den svenska FSC standarden.</w:t>
-      </w:r>
-    </w:p>
-    <w:p>
-      <w:pPr>
-        <w:pStyle w:val="Heading1"/>
-      </w:pPr>
-      <w:r>
-        <w:t>Naturvårdsarter</w:t>
-      </w:r>
-    </w:p>
-    <w:p>
-      <w:r>
-        <w:t>Inom 17 meter från avverkningsanmälan har följande 5 naturvårdsarter hittats: lunglav (NT, T), rosenticka (NT, T), vitgrynig nållav (NT), luddlav (S, T) och stor aspticka (S, T). Av dessa är 3 rödlistade. För rödlistade arter har rödlistekategorin angivits inom parentes. Arter som är signalarter enligt Skogsstyrelsen har markerats med (S). Typiska arter inom Natura 2000 som är kopplade till skogsekosystem har markerats med (T).</w:t>
-      </w:r>
-    </w:p>
-    <w:p>
-      <w:r>
-        <w:t>De påträffade naturvårdsarterna är ett tydligt kvitto på att det rör sig om en skog med höga naturvärden.</w:t>
-      </w:r>
-      <w:r>
-        <w:t xml:space="preserve"> I Figur 1 visas fyndplatser för naturvårdsarter i området, som finns registrerade på Artportalen.</w:t>
+        <w:t>Detta klagomål behandlar höga naturvärden i avverkningsanmälan A 41693-2023 i Ragunda kommun som inkom 2023-09-07 och omfattar 5,5 ha.</w:t>
       </w:r>
     </w:p>
     <w:p>
@@ -209,7 +178,7 @@
       <w:r>
         <w:drawing>
           <wp:inline xmlns:a="http://schemas.openxmlformats.org/drawingml/2006/main" xmlns:pic="http://schemas.openxmlformats.org/drawingml/2006/picture">
-            <wp:extent cx="5351465" cy="5688000"/>
+            <wp:extent cx="5385335" cy="5724000"/>
             <wp:docPr id="1" name="Picture 1"/>
             <wp:cNvGraphicFramePr>
               <a:graphicFrameLocks noChangeAspect="1"/>
@@ -230,7 +199,7 @@
                   <pic:spPr>
                     <a:xfrm>
                       <a:off x="0" y="0"/>
-                      <a:ext cx="5351465" cy="5688000"/>
+                      <a:ext cx="5385335" cy="5724000"/>
                     </a:xfrm>
                     <a:prstGeom prst="rect"/>
                   </pic:spPr>
@@ -247,45 +216,35 @@
         <w:spacing w:after="240"/>
       </w:pPr>
       <w:r>
-        <w:t>Figur 1. Fyndplatser för naturvårdsarter inom 17 meter från avverkningsanmälan (röd linje). Markörer utan svart kant är placerade på fyndplatsen. Markörer med svart kant är placerade vid sidan av fyndplatsen och har ett svart streck som visar fyndplatsens exakta position. Kartans mittpunktskoordinat är N 7007188, E 555329 i SWEREF 99 TM.</w:t>
+        <w:t>Figur 1. Fyndplatser för naturvårdsarter inom 17 meter från avverkningsanmälan. Markörer utan svart kant är placerade på fyndplatsen. Markörer med svart kant är placerade vid sidan av fyndplatsen har ett svart streck som visar fyndplatsens exakta position. Kartans mittpunktskoordinat är N 7007188, E 555329 i SWEREF 99 TM.</w:t>
       </w:r>
     </w:p>
     <w:p>
       <w:r>
-        <w:rPr>
-          <w:b/>
-        </w:rPr>
-        <w:t>Luddlav</w:t>
+        <w:t>Inom 17 meter från avverkningsanmälan finns fynd av 5 naturvårdsarter, varav 3 är rödlistade, 4 är typiska (T) och 2 är signalarter (S): lunglav (NT, T), rosenticka (NT, T), vitgrynig nållav (NT), luddlav (S, T) och stor aspticka (S, T). Se Figur 1.</w:t>
       </w:r>
+    </w:p>
+    <w:p>
       <w:r>
-        <w:t xml:space="preserve"> signalerar lång skoglig kontinuitet med ett stabilt lokal- och mikroklimat med hög och jämn fuktighet. Luddlav är typisk art för </w:t>
+        <w:t>Nedan presenteras relevanta utdrag ur standarderna för FSC, Chain of Custody, Controlled Wood och PEFC.</w:t>
       </w:r>
+    </w:p>
+    <w:p>
       <w:r>
-        <w:rPr>
-          <w:i/>
-        </w:rPr>
-        <w:t>9010 Taiga,</w:t>
+        <w:t>Vi förväntar oss att ni återkommer med ett skriftligt svar på vårt klagomål och även beskriver vilka korrigerande åtgärder ni satt in för att rätta till identifierade brister i er efterlevnad av den svenska FSC standarden.</w:t>
       </w:r>
+    </w:p>
+    <w:p>
+      <w:pPr>
+        <w:pStyle w:val="Heading1"/>
+      </w:pPr>
       <w:r>
-        <w:t xml:space="preserve"> </w:t>
+        <w:t>Naturvårdsarter och fridlysta arter</w:t>
       </w:r>
+    </w:p>
+    <w:p>
       <w:r>
-        <w:rPr>
-          <w:i/>
-        </w:rPr>
-        <w:t xml:space="preserve">9020 Nordlig ädellövskog, 9070 Trädklädd betesmark, 9110 Näringsfattig bokskog, 9180 Ädellövskog i branter </w:t>
-      </w:r>
-      <w:r>
-        <w:t>och</w:t>
-      </w:r>
-      <w:r>
-        <w:rPr>
-          <w:i/>
-        </w:rPr>
-        <w:t xml:space="preserve"> 9190 Näringsfattig ekskog </w:t>
-      </w:r>
-      <w:r>
-        <w:t>(Nitare &amp; Skogsstyrelsen, 2019; SLU Artdatabanken, 2025).</w:t>
+        <w:t>Nedan följer beskrivningar av de naturvårdsarter och fridlysta arter som har sina livsmiljöer och växtplatser i den avverkningsanmälda skogen. Se även ytterligare artfakta i BILAGA 1. De påträffade naturvårdsarterna är ett tydligt kvitto på att det rör sig om en skog med höga naturvärden.</w:t>
       </w:r>
     </w:p>
     <w:p>
@@ -378,6 +337,55 @@
         <w:rPr>
           <w:b/>
         </w:rPr>
+        <w:t>Vitgrynig nållav (NT)</w:t>
+      </w:r>
+      <w:r>
+        <w:t xml:space="preserve"> växer nästan uteslutande på bark av gamla, senvuxna granar i skuggiga lägen med hög och jämn luftfuktighet. Den vanligaste naturtypen för arten är kontinuitetsskogar på frisk mark men den finns också i sumpgranskogar. På lång sikt utgör avverkningar av olikåldriga granskogar av naturskogskaraktär ett allvarligt hot mot arten och skogsbruksåtgärder på eller i närheten av växtplatserna bör undvikas. Naturskogsartade, fuktiga granskogar med förekomster av arten signalerar höga biologiska värden och bör bevaras (SLU Artdatabanken, 2024; Nitare &amp; Skogsstyrelsen, 2019).</w:t>
+      </w:r>
+    </w:p>
+    <w:p>
+      <w:r>
+        <w:rPr>
+          <w:b/>
+        </w:rPr>
+        <w:t>Luddlav</w:t>
+      </w:r>
+      <w:r>
+        <w:t xml:space="preserve"> signalerar lång skoglig kontinuitet med ett stabilt lokal- och mikroklimat med hög och jämn fuktighet. Luddlav är typisk art för </w:t>
+      </w:r>
+      <w:r>
+        <w:rPr>
+          <w:i/>
+        </w:rPr>
+        <w:t>9010 Taiga,</w:t>
+      </w:r>
+      <w:r>
+        <w:t xml:space="preserve"> </w:t>
+      </w:r>
+      <w:r>
+        <w:rPr>
+          <w:i/>
+        </w:rPr>
+        <w:t xml:space="preserve">9020 Nordlig ädellövskog, 9070 Trädklädd betesmark, 9110 Näringsfattig bokskog, 9180 Ädellövskog i branter </w:t>
+      </w:r>
+      <w:r>
+        <w:t>och</w:t>
+      </w:r>
+      <w:r>
+        <w:rPr>
+          <w:i/>
+        </w:rPr>
+        <w:t xml:space="preserve"> 9190 Näringsfattig ekskog </w:t>
+      </w:r>
+      <w:r>
+        <w:t>(Nitare &amp; Skogsstyrelsen, 2019; SLU Artdatabanken, 2025).</w:t>
+      </w:r>
+    </w:p>
+    <w:p>
+      <w:r>
+        <w:rPr>
+          <w:b/>
+        </w:rPr>
         <w:t>Stor aspticka</w:t>
       </w:r>
       <w:r>
@@ -400,17 +408,6 @@
       </w:r>
       <w:r>
         <w:t xml:space="preserve"> (SLU Artdatabanken, 2024; Nitare &amp; Skogsstyrelsen, 2019).</w:t>
-      </w:r>
-    </w:p>
-    <w:p>
-      <w:r>
-        <w:rPr>
-          <w:b/>
-        </w:rPr>
-        <w:t>Vitgrynig nållav (NT)</w:t>
-      </w:r>
-      <w:r>
-        <w:t xml:space="preserve"> växer nästan uteslutande på bark av gamla, senvuxna granar i skuggiga lägen med hög och jämn luftfuktighet. Den vanligaste naturtypen för arten är kontinuitetsskogar på frisk mark men den finns också i sumpgranskogar. På lång sikt utgör avverkningar av olikåldriga granskogar av naturskogskaraktär ett allvarligt hot mot arten och skogsbruksåtgärder på eller i närheten av växtplatserna bör undvikas. Naturskogsartade, fuktiga granskogar med förekomster av arten signalerar höga biologiska värden och bör bevaras (SLU Artdatabanken, 2024; Nitare &amp; Skogsstyrelsen, 2019).</w:t>
       </w:r>
     </w:p>
     <w:p>
@@ -930,7 +927,7 @@
     <w:r>
       <w:tab/>
       <w:tab/>
-      <w:t>2026-06-20</w:t>
+      <w:t>2026-06-21</w:t>
       <w:br/>
       <w:br/>
     </w:r>

--- a/klagomål/A 41693-2023 FSC-klagomål.docx
+++ b/klagomål/A 41693-2023 FSC-klagomål.docx
@@ -927,7 +927,7 @@
     <w:r>
       <w:tab/>
       <w:tab/>
-      <w:t>2026-06-21</w:t>
+      <w:t>2026-06-22</w:t>
       <w:br/>
       <w:br/>
     </w:r>

--- a/klagomål/A 41693-2023 FSC-klagomål.docx
+++ b/klagomål/A 41693-2023 FSC-klagomål.docx
@@ -927,7 +927,7 @@
     <w:r>
       <w:tab/>
       <w:tab/>
-      <w:t>2026-06-22</w:t>
+      <w:t>2026-06-23</w:t>
       <w:br/>
       <w:br/>
     </w:r>

--- a/klagomål/A 41693-2023 FSC-klagomål.docx
+++ b/klagomål/A 41693-2023 FSC-klagomål.docx
@@ -927,7 +927,7 @@
     <w:r>
       <w:tab/>
       <w:tab/>
-      <w:t>2026-06-23</w:t>
+      <w:t>2026-06-24</w:t>
       <w:br/>
       <w:br/>
     </w:r>

--- a/klagomål/A 41693-2023 FSC-klagomål.docx
+++ b/klagomål/A 41693-2023 FSC-klagomål.docx
@@ -927,7 +927,7 @@
     <w:r>
       <w:tab/>
       <w:tab/>
-      <w:t>2026-06-24</w:t>
+      <w:t>2026-06-25</w:t>
       <w:br/>
       <w:br/>
     </w:r>

--- a/klagomål/A 41693-2023 FSC-klagomål.docx
+++ b/klagomål/A 41693-2023 FSC-klagomål.docx
@@ -927,7 +927,7 @@
     <w:r>
       <w:tab/>
       <w:tab/>
-      <w:t>2026-06-25</w:t>
+      <w:t>2026-06-26</w:t>
       <w:br/>
       <w:br/>
     </w:r>

--- a/klagomål/A 41693-2023 FSC-klagomål.docx
+++ b/klagomål/A 41693-2023 FSC-klagomål.docx
@@ -927,7 +927,7 @@
     <w:r>
       <w:tab/>
       <w:tab/>
-      <w:t>2026-06-26</w:t>
+      <w:t>2026-06-27</w:t>
       <w:br/>
       <w:br/>
     </w:r>

--- a/klagomål/A 41693-2023 FSC-klagomål.docx
+++ b/klagomål/A 41693-2023 FSC-klagomål.docx
@@ -927,7 +927,7 @@
     <w:r>
       <w:tab/>
       <w:tab/>
-      <w:t>2026-06-27</w:t>
+      <w:t>2026-06-28</w:t>
       <w:br/>
       <w:br/>
     </w:r>

--- a/klagomål/A 41693-2023 FSC-klagomål.docx
+++ b/klagomål/A 41693-2023 FSC-klagomål.docx
@@ -927,7 +927,7 @@
     <w:r>
       <w:tab/>
       <w:tab/>
-      <w:t>2026-06-28</w:t>
+      <w:t>2026-06-29</w:t>
       <w:br/>
       <w:br/>
     </w:r>

--- a/klagomål/A 41693-2023 FSC-klagomål.docx
+++ b/klagomål/A 41693-2023 FSC-klagomål.docx
@@ -927,7 +927,7 @@
     <w:r>
       <w:tab/>
       <w:tab/>
-      <w:t>2026-06-29</w:t>
+      <w:t>2026-06-30</w:t>
       <w:br/>
       <w:br/>
     </w:r>

--- a/klagomål/A 41693-2023 FSC-klagomål.docx
+++ b/klagomål/A 41693-2023 FSC-klagomål.docx
@@ -927,7 +927,7 @@
     <w:r>
       <w:tab/>
       <w:tab/>
-      <w:t>2026-06-30</w:t>
+      <w:t>2026-07-01</w:t>
       <w:br/>
       <w:br/>
     </w:r>

--- a/klagomål/A 41693-2023 FSC-klagomål.docx
+++ b/klagomål/A 41693-2023 FSC-klagomål.docx
@@ -927,7 +927,7 @@
     <w:r>
       <w:tab/>
       <w:tab/>
-      <w:t>2026-07-01</w:t>
+      <w:t>2026-07-02</w:t>
       <w:br/>
       <w:br/>
     </w:r>

--- a/klagomål/A 41693-2023 FSC-klagomål.docx
+++ b/klagomål/A 41693-2023 FSC-klagomål.docx
@@ -927,7 +927,7 @@
     <w:r>
       <w:tab/>
       <w:tab/>
-      <w:t>2026-07-13</w:t>
+      <w:t>2026-07-14</w:t>
       <w:br/>
       <w:br/>
     </w:r>

--- a/klagomål/A 41693-2023 FSC-klagomål.docx
+++ b/klagomål/A 41693-2023 FSC-klagomål.docx
@@ -927,7 +927,7 @@
     <w:r>
       <w:tab/>
       <w:tab/>
-      <w:t>2026-07-14</w:t>
+      <w:t>2026-07-15</w:t>
       <w:br/>
       <w:br/>
     </w:r>

--- a/klagomål/A 41693-2023 FSC-klagomål.docx
+++ b/klagomål/A 41693-2023 FSC-klagomål.docx
@@ -927,7 +927,7 @@
     <w:r>
       <w:tab/>
       <w:tab/>
-      <w:t>2026-07-15</w:t>
+      <w:t>2026-07-16</w:t>
       <w:br/>
       <w:br/>
     </w:r>

--- a/klagomål/A 41693-2023 FSC-klagomål.docx
+++ b/klagomål/A 41693-2023 FSC-klagomål.docx
@@ -927,7 +927,7 @@
     <w:r>
       <w:tab/>
       <w:tab/>
-      <w:t>2026-07-16</w:t>
+      <w:t>2026-07-17</w:t>
       <w:br/>
       <w:br/>
     </w:r>

--- a/klagomål/A 41693-2023 FSC-klagomål.docx
+++ b/klagomål/A 41693-2023 FSC-klagomål.docx
@@ -927,7 +927,7 @@
     <w:r>
       <w:tab/>
       <w:tab/>
-      <w:t>2026-07-17</w:t>
+      <w:t>2026-07-18</w:t>
       <w:br/>
       <w:br/>
     </w:r>

--- a/klagomål/A 41693-2023 FSC-klagomål.docx
+++ b/klagomål/A 41693-2023 FSC-klagomål.docx
@@ -927,7 +927,7 @@
     <w:r>
       <w:tab/>
       <w:tab/>
-      <w:t>2026-07-18</w:t>
+      <w:t>2026-07-19</w:t>
       <w:br/>
       <w:br/>
     </w:r>

--- a/klagomål/A 41693-2023 FSC-klagomål.docx
+++ b/klagomål/A 41693-2023 FSC-klagomål.docx
@@ -927,7 +927,7 @@
     <w:r>
       <w:tab/>
       <w:tab/>
-      <w:t>2026-07-19</w:t>
+      <w:t>2026-07-20</w:t>
       <w:br/>
       <w:br/>
     </w:r>

--- a/klagomål/A 41693-2023 FSC-klagomål.docx
+++ b/klagomål/A 41693-2023 FSC-klagomål.docx
@@ -927,7 +927,7 @@
     <w:r>
       <w:tab/>
       <w:tab/>
-      <w:t>2026-07-20</w:t>
+      <w:t>2026-07-21</w:t>
       <w:br/>
       <w:br/>
     </w:r>

--- a/klagomål/A 41693-2023 FSC-klagomål.docx
+++ b/klagomål/A 41693-2023 FSC-klagomål.docx
@@ -927,7 +927,7 @@
     <w:r>
       <w:tab/>
       <w:tab/>
-      <w:t>2026-07-21</w:t>
+      <w:t>2026-07-22</w:t>
       <w:br/>
       <w:br/>
     </w:r>

--- a/klagomål/A 41693-2023 FSC-klagomål.docx
+++ b/klagomål/A 41693-2023 FSC-klagomål.docx
@@ -927,7 +927,7 @@
     <w:r>
       <w:tab/>
       <w:tab/>
-      <w:t>2026-07-22</w:t>
+      <w:t>2026-07-23</w:t>
       <w:br/>
       <w:br/>
     </w:r>

--- a/klagomål/A 41693-2023 FSC-klagomål.docx
+++ b/klagomål/A 41693-2023 FSC-klagomål.docx
@@ -927,7 +927,7 @@
     <w:r>
       <w:tab/>
       <w:tab/>
-      <w:t>2026-07-23</w:t>
+      <w:t>2026-07-24</w:t>
       <w:br/>
       <w:br/>
     </w:r>

--- a/klagomål/A 41693-2023 FSC-klagomål.docx
+++ b/klagomål/A 41693-2023 FSC-klagomål.docx
@@ -927,7 +927,7 @@
     <w:r>
       <w:tab/>
       <w:tab/>
-      <w:t>2026-07-24</w:t>
+      <w:t>2026-07-25</w:t>
       <w:br/>
       <w:br/>
     </w:r>

--- a/klagomål/A 41693-2023 FSC-klagomål.docx
+++ b/klagomål/A 41693-2023 FSC-klagomål.docx
@@ -927,7 +927,7 @@
     <w:r>
       <w:tab/>
       <w:tab/>
-      <w:t>2026-07-25</w:t>
+      <w:t>2026-07-26</w:t>
       <w:br/>
       <w:br/>
     </w:r>

--- a/klagomål/A 41693-2023 FSC-klagomål.docx
+++ b/klagomål/A 41693-2023 FSC-klagomål.docx
@@ -927,7 +927,7 @@
     <w:r>
       <w:tab/>
       <w:tab/>
-      <w:t>2026-07-26</w:t>
+      <w:t>2026-07-27</w:t>
       <w:br/>
       <w:br/>
     </w:r>

--- a/klagomål/A 41693-2023 FSC-klagomål.docx
+++ b/klagomål/A 41693-2023 FSC-klagomål.docx
@@ -927,7 +927,7 @@
     <w:r>
       <w:tab/>
       <w:tab/>
-      <w:t>2026-07-27</w:t>
+      <w:t>2026-07-28</w:t>
       <w:br/>
       <w:br/>
     </w:r>

--- a/klagomål/A 41693-2023 FSC-klagomål.docx
+++ b/klagomål/A 41693-2023 FSC-klagomål.docx
@@ -927,7 +927,7 @@
     <w:r>
       <w:tab/>
       <w:tab/>
-      <w:t>2026-07-28</w:t>
+      <w:t>2026-07-29</w:t>
       <w:br/>
       <w:br/>
     </w:r>

--- a/klagomål/A 41693-2023 FSC-klagomål.docx
+++ b/klagomål/A 41693-2023 FSC-klagomål.docx
@@ -927,7 +927,7 @@
     <w:r>
       <w:tab/>
       <w:tab/>
-      <w:t>2026-07-29</w:t>
+      <w:t>2026-07-30</w:t>
       <w:br/>
       <w:br/>
     </w:r>

--- a/klagomål/A 41693-2023 FSC-klagomål.docx
+++ b/klagomål/A 41693-2023 FSC-klagomål.docx
@@ -927,7 +927,7 @@
     <w:r>
       <w:tab/>
       <w:tab/>
-      <w:t>2026-07-30</w:t>
+      <w:t>2026-07-31</w:t>
       <w:br/>
       <w:br/>
     </w:r>

--- a/klagomål/A 41693-2023 FSC-klagomål.docx
+++ b/klagomål/A 41693-2023 FSC-klagomål.docx
@@ -927,7 +927,7 @@
     <w:r>
       <w:tab/>
       <w:tab/>
-      <w:t>2026-07-31</w:t>
+      <w:t>2026-08-01</w:t>
       <w:br/>
       <w:br/>
     </w:r>

--- a/klagomål/A 41693-2023 FSC-klagomål.docx
+++ b/klagomål/A 41693-2023 FSC-klagomål.docx
@@ -927,7 +927,7 @@
     <w:r>
       <w:tab/>
       <w:tab/>
-      <w:t>2026-08-01</w:t>
+      <w:t>2026-08-02</w:t>
       <w:br/>
       <w:br/>
     </w:r>

--- a/klagomål/A 41693-2023 FSC-klagomål.docx
+++ b/klagomål/A 41693-2023 FSC-klagomål.docx
@@ -927,7 +927,7 @@
     <w:r>
       <w:tab/>
       <w:tab/>
-      <w:t>2026-08-02</w:t>
+      <w:t>2026-08-03</w:t>
       <w:br/>
       <w:br/>
     </w:r>

--- a/klagomål/A 41693-2023 FSC-klagomål.docx
+++ b/klagomål/A 41693-2023 FSC-klagomål.docx
@@ -927,7 +927,7 @@
     <w:r>
       <w:tab/>
       <w:tab/>
-      <w:t>2026-08-03</w:t>
+      <w:t>2026-08-05</w:t>
       <w:br/>
       <w:br/>
     </w:r>

--- a/klagomål/A 41693-2023 FSC-klagomål.docx
+++ b/klagomål/A 41693-2023 FSC-klagomål.docx
@@ -927,7 +927,7 @@
     <w:r>
       <w:tab/>
       <w:tab/>
-      <w:t>2026-08-05</w:t>
+      <w:t>2026-08-07</w:t>
       <w:br/>
       <w:br/>
     </w:r>

--- a/klagomål/A 41693-2023 FSC-klagomål.docx
+++ b/klagomål/A 41693-2023 FSC-klagomål.docx
@@ -927,7 +927,7 @@
     <w:r>
       <w:tab/>
       <w:tab/>
-      <w:t>2026-08-07</w:t>
+      <w:t>2026-08-08</w:t>
       <w:br/>
       <w:br/>
     </w:r>

--- a/klagomål/A 41693-2023 FSC-klagomål.docx
+++ b/klagomål/A 41693-2023 FSC-klagomål.docx
@@ -216,7 +216,7 @@
         <w:spacing w:after="240"/>
       </w:pPr>
       <w:r>
-        <w:t>Figur 1. Fyndplatser för naturvårdsarter inom 17 meter från avverkningsanmälan. Markörer utan svart kant är placerade på fyndplatsen. Markörer med svart kant är placerade vid sidan av fyndplatsen har ett svart streck som visar fyndplatsens exakta position. Kartans mittpunktskoordinat är N 7007188, E 555329 i SWEREF 99 TM.</w:t>
+        <w:t>Figur 1. Fyndplatser för naturvårdsarter inom 17 meter från avverkningsanmälan. Markörer utan svart kant är placerade på fyndplatsen. Markörer med svart kant är placerade vid sidan av fyndplatsen och har ett svart streck som visar fyndplatsens exakta position. Kartans mittpunktskoordinat är N 7007188, E 555329 i SWEREF 99 TM.</w:t>
       </w:r>
     </w:p>
     <w:p>
@@ -927,7 +927,7 @@
     <w:r>
       <w:tab/>
       <w:tab/>
-      <w:t>2026-08-14</w:t>
+      <w:t>2026-08-15</w:t>
       <w:br/>
       <w:br/>
     </w:r>

--- a/klagomål/A 41693-2023 FSC-klagomål.docx
+++ b/klagomål/A 41693-2023 FSC-klagomål.docx
@@ -927,7 +927,7 @@
     <w:r>
       <w:tab/>
       <w:tab/>
-      <w:t>2026-08-15</w:t>
+      <w:t>2026-08-16</w:t>
       <w:br/>
       <w:br/>
     </w:r>

--- a/klagomål/A 41693-2023 FSC-klagomål.docx
+++ b/klagomål/A 41693-2023 FSC-klagomål.docx
@@ -927,7 +927,7 @@
     <w:r>
       <w:tab/>
       <w:tab/>
-      <w:t>2026-08-16</w:t>
+      <w:t>2026-08-17</w:t>
       <w:br/>
       <w:br/>
     </w:r>

--- a/klagomål/A 41693-2023 FSC-klagomål.docx
+++ b/klagomål/A 41693-2023 FSC-klagomål.docx
@@ -927,7 +927,7 @@
     <w:r>
       <w:tab/>
       <w:tab/>
-      <w:t>2026-08-17</w:t>
+      <w:t>2026-08-18</w:t>
       <w:br/>
       <w:br/>
     </w:r>

--- a/klagomål/A 41693-2023 FSC-klagomål.docx
+++ b/klagomål/A 41693-2023 FSC-klagomål.docx
@@ -927,7 +927,7 @@
     <w:r>
       <w:tab/>
       <w:tab/>
-      <w:t>2026-08-18</w:t>
+      <w:t>2026-08-19</w:t>
       <w:br/>
       <w:br/>
     </w:r>

--- a/klagomål/A 41693-2023 FSC-klagomål.docx
+++ b/klagomål/A 41693-2023 FSC-klagomål.docx
@@ -927,7 +927,7 @@
     <w:r>
       <w:tab/>
       <w:tab/>
-      <w:t>2026-08-19</w:t>
+      <w:t>2026-08-20</w:t>
       <w:br/>
       <w:br/>
     </w:r>

--- a/klagomål/A 41693-2023 FSC-klagomål.docx
+++ b/klagomål/A 41693-2023 FSC-klagomål.docx
@@ -927,7 +927,7 @@
     <w:r>
       <w:tab/>
       <w:tab/>
-      <w:t>2026-08-20</w:t>
+      <w:t>2026-08-21</w:t>
       <w:br/>
       <w:br/>
     </w:r>

--- a/klagomål/A 41693-2023 FSC-klagomål.docx
+++ b/klagomål/A 41693-2023 FSC-klagomål.docx
@@ -927,7 +927,7 @@
     <w:r>
       <w:tab/>
       <w:tab/>
-      <w:t>2026-08-21</w:t>
+      <w:t>2026-08-22</w:t>
       <w:br/>
       <w:br/>
     </w:r>

--- a/klagomål/A 41693-2023 FSC-klagomål.docx
+++ b/klagomål/A 41693-2023 FSC-klagomål.docx
@@ -927,7 +927,7 @@
     <w:r>
       <w:tab/>
       <w:tab/>
-      <w:t>2026-08-22</w:t>
+      <w:t>2026-08-23</w:t>
       <w:br/>
       <w:br/>
     </w:r>

--- a/klagomål/A 41693-2023 FSC-klagomål.docx
+++ b/klagomål/A 41693-2023 FSC-klagomål.docx
@@ -927,7 +927,7 @@
     <w:r>
       <w:tab/>
       <w:tab/>
-      <w:t>2026-08-23</w:t>
+      <w:t>2026-08-24</w:t>
       <w:br/>
       <w:br/>
     </w:r>

--- a/klagomål/A 41693-2023 FSC-klagomål.docx
+++ b/klagomål/A 41693-2023 FSC-klagomål.docx
@@ -927,7 +927,7 @@
     <w:r>
       <w:tab/>
       <w:tab/>
-      <w:t>2026-08-24</w:t>
+      <w:t>2026-08-25</w:t>
       <w:br/>
       <w:br/>
     </w:r>

--- a/klagomål/A 41693-2023 FSC-klagomål.docx
+++ b/klagomål/A 41693-2023 FSC-klagomål.docx
@@ -927,7 +927,7 @@
     <w:r>
       <w:tab/>
       <w:tab/>
-      <w:t>2026-08-25</w:t>
+      <w:t>2026-08-26</w:t>
       <w:br/>
       <w:br/>
     </w:r>

--- a/klagomål/A 41693-2023 FSC-klagomål.docx
+++ b/klagomål/A 41693-2023 FSC-klagomål.docx
@@ -927,7 +927,7 @@
     <w:r>
       <w:tab/>
       <w:tab/>
-      <w:t>2026-08-26</w:t>
+      <w:t>2026-08-27</w:t>
       <w:br/>
       <w:br/>
     </w:r>

--- a/klagomål/A 41693-2023 FSC-klagomål.docx
+++ b/klagomål/A 41693-2023 FSC-klagomål.docx
@@ -927,7 +927,7 @@
     <w:r>
       <w:tab/>
       <w:tab/>
-      <w:t>2026-08-27</w:t>
+      <w:t>2026-08-28</w:t>
       <w:br/>
       <w:br/>
     </w:r>

--- a/klagomål/A 41693-2023 FSC-klagomål.docx
+++ b/klagomål/A 41693-2023 FSC-klagomål.docx
@@ -927,7 +927,7 @@
     <w:r>
       <w:tab/>
       <w:tab/>
-      <w:t>2026-08-28</w:t>
+      <w:t>2026-08-29</w:t>
       <w:br/>
       <w:br/>
     </w:r>

--- a/klagomål/A 41693-2023 FSC-klagomål.docx
+++ b/klagomål/A 41693-2023 FSC-klagomål.docx
@@ -927,7 +927,7 @@
     <w:r>
       <w:tab/>
       <w:tab/>
-      <w:t>2026-08-29</w:t>
+      <w:t>2026-08-31</w:t>
       <w:br/>
       <w:br/>
     </w:r>

--- a/klagomål/A 41693-2023 FSC-klagomål.docx
+++ b/klagomål/A 41693-2023 FSC-klagomål.docx
@@ -927,7 +927,7 @@
     <w:r>
       <w:tab/>
       <w:tab/>
-      <w:t>2026-08-31</w:t>
+      <w:t>2026-09-01</w:t>
       <w:br/>
       <w:br/>
     </w:r>

--- a/klagomål/A 41693-2023 FSC-klagomål.docx
+++ b/klagomål/A 41693-2023 FSC-klagomål.docx
@@ -927,7 +927,7 @@
     <w:r>
       <w:tab/>
       <w:tab/>
-      <w:t>2026-09-01</w:t>
+      <w:t>2026-09-02</w:t>
       <w:br/>
       <w:br/>
     </w:r>

--- a/klagomål/A 41693-2023 FSC-klagomål.docx
+++ b/klagomål/A 41693-2023 FSC-klagomål.docx
@@ -927,7 +927,7 @@
     <w:r>
       <w:tab/>
       <w:tab/>
-      <w:t>2026-09-02</w:t>
+      <w:t>2026-09-03</w:t>
       <w:br/>
       <w:br/>
     </w:r>

--- a/klagomål/A 41693-2023 FSC-klagomål.docx
+++ b/klagomål/A 41693-2023 FSC-klagomål.docx
@@ -927,7 +927,7 @@
     <w:r>
       <w:tab/>
       <w:tab/>
-      <w:t>2026-09-03</w:t>
+      <w:t>2026-09-04</w:t>
       <w:br/>
       <w:br/>
     </w:r>

--- a/klagomål/A 41693-2023 FSC-klagomål.docx
+++ b/klagomål/A 41693-2023 FSC-klagomål.docx
@@ -927,7 +927,7 @@
     <w:r>
       <w:tab/>
       <w:tab/>
-      <w:t>2026-09-04</w:t>
+      <w:t>2026-09-05</w:t>
       <w:br/>
       <w:br/>
     </w:r>

--- a/klagomål/A 41693-2023 FSC-klagomål.docx
+++ b/klagomål/A 41693-2023 FSC-klagomål.docx
@@ -927,7 +927,7 @@
     <w:r>
       <w:tab/>
       <w:tab/>
-      <w:t>2026-09-05</w:t>
+      <w:t>2026-09-06</w:t>
       <w:br/>
       <w:br/>
     </w:r>

--- a/klagomål/A 41693-2023 FSC-klagomål.docx
+++ b/klagomål/A 41693-2023 FSC-klagomål.docx
@@ -927,7 +927,7 @@
     <w:r>
       <w:tab/>
       <w:tab/>
-      <w:t>2026-09-06</w:t>
+      <w:t>2026-09-07</w:t>
       <w:br/>
       <w:br/>
     </w:r>

--- a/klagomål/A 41693-2023 FSC-klagomål.docx
+++ b/klagomål/A 41693-2023 FSC-klagomål.docx
@@ -927,7 +927,7 @@
     <w:r>
       <w:tab/>
       <w:tab/>
-      <w:t>2026-09-07</w:t>
+      <w:t>2026-09-08</w:t>
       <w:br/>
       <w:br/>
     </w:r>

--- a/klagomål/A 41693-2023 FSC-klagomål.docx
+++ b/klagomål/A 41693-2023 FSC-klagomål.docx
@@ -927,7 +927,7 @@
     <w:r>
       <w:tab/>
       <w:tab/>
-      <w:t>2026-09-08</w:t>
+      <w:t>2026-09-09</w:t>
       <w:br/>
       <w:br/>
     </w:r>

--- a/klagomål/A 41693-2023 FSC-klagomål.docx
+++ b/klagomål/A 41693-2023 FSC-klagomål.docx
@@ -927,7 +927,7 @@
     <w:r>
       <w:tab/>
       <w:tab/>
-      <w:t>2026-09-09</w:t>
+      <w:t>2026-09-10</w:t>
       <w:br/>
       <w:br/>
     </w:r>

--- a/klagomål/A 41693-2023 FSC-klagomål.docx
+++ b/klagomål/A 41693-2023 FSC-klagomål.docx
@@ -927,7 +927,7 @@
     <w:r>
       <w:tab/>
       <w:tab/>
-      <w:t>2026-09-10</w:t>
+      <w:t>2026-09-11</w:t>
       <w:br/>
       <w:br/>
     </w:r>

--- a/klagomål/A 41693-2023 FSC-klagomål.docx
+++ b/klagomål/A 41693-2023 FSC-klagomål.docx
@@ -927,7 +927,7 @@
     <w:r>
       <w:tab/>
       <w:tab/>
-      <w:t>2026-09-11</w:t>
+      <w:t>2026-09-12</w:t>
       <w:br/>
       <w:br/>
     </w:r>
